--- a/Tools/串口调试助手/SerialPilot 使用手册.docx
+++ b/Tools/串口调试助手/SerialPilot 使用手册.docx
@@ -128,7 +128,7 @@
         <w:rPr>
           <w:rFonts w:ascii="微软雅黑" w:hAnsi="微软雅黑" w:eastAsia="微软雅黑"/>
         </w:rPr>
-        <w:t>深色科技风界面，可一键切换浅色主题</w:t>
+        <w:t>深色科技风界面，七套配色（深浅 × 青/紫/蓝/粉）随时切换；窗口背景图可换、透明度可调</w:t>
       </w:r>
     </w:p>
     <w:p>
@@ -184,6 +184,25 @@
           <w:rFonts w:ascii="微软雅黑" w:hAnsi="微软雅黑" w:eastAsia="微软雅黑"/>
         </w:rPr>
         <w:t>高频数据不卡界面，几兆波特率刷屏也流畅</w:t>
+      </w:r>
+    </w:p>
+    <w:p>
+      <w:pPr>
+        <w:pStyle w:val="ListBullet"/>
+        <w:spacing w:after="40"/>
+      </w:pPr>
+      <w:r>
+        <w:rPr>
+          <w:rFonts w:ascii="微软雅黑" w:hAnsi="微软雅黑" w:eastAsia="微软雅黑"/>
+          <w:b/>
+        </w:rPr>
+        <w:t>串口掉线会自己发现并说明原因</w:t>
+      </w:r>
+      <w:r>
+        <w:rPr>
+          <w:rFonts w:ascii="微软雅黑" w:hAnsi="微软雅黑" w:eastAsia="微软雅黑"/>
+        </w:rPr>
+        <w:t>（拔线 / 掉电 / 驱动失效），不用盯着数据猜</w:t>
       </w:r>
     </w:p>
     <w:p>
@@ -414,7 +433,7 @@
                 <w:rFonts w:ascii="微软雅黑" w:hAnsi="微软雅黑" w:eastAsia="微软雅黑"/>
                 <w:sz w:val="19"/>
               </w:rPr>
-              <w:t>约 2.8 s</w:t>
+              <w:t>约 3.2 s</w:t>
             </w:r>
           </w:p>
         </w:tc>
@@ -479,7 +498,7 @@
                 <w:rFonts w:ascii="微软雅黑" w:hAnsi="微软雅黑" w:eastAsia="微软雅黑"/>
                 <w:sz w:val="19"/>
               </w:rPr>
-              <w:t>（46 MB，解压后 111 MB）</w:t>
+              <w:t>（46 MB，解压后 114 MB）</w:t>
             </w:r>
           </w:p>
         </w:tc>
@@ -497,7 +516,7 @@
                 <w:rFonts w:ascii="微软雅黑" w:hAnsi="微软雅黑" w:eastAsia="微软雅黑"/>
                 <w:sz w:val="19"/>
               </w:rPr>
-              <w:t>约 1.0 s</w:t>
+              <w:t>约 1.5 s</w:t>
             </w:r>
           </w:p>
         </w:tc>
@@ -1690,15 +1709,31 @@
         <w:rPr>
           <w:rFonts w:ascii="微软雅黑" w:hAnsi="微软雅黑" w:eastAsia="微软雅黑"/>
         </w:rPr>
-        <w:t>，再按一次继续。打字的时候空格仍然是空格 ——</w:t>
-      </w:r>
-    </w:p>
-    <w:p>
-      <w:r>
-        <w:rPr>
-          <w:rFonts w:ascii="微软雅黑" w:hAnsi="微软雅黑" w:eastAsia="微软雅黑"/>
-        </w:rPr>
-        <w:t>焦点在输入框、按钮或复选框上时，空格归它们用，不会误触发暂停。</w:t>
+        <w:t>，再按一次继续。接收区里会插一条醒目的日志行写明</w:t>
+      </w:r>
+    </w:p>
+    <w:p>
+      <w:r>
+        <w:rPr>
+          <w:rFonts w:ascii="微软雅黑" w:hAnsi="微软雅黑" w:eastAsia="微软雅黑"/>
+        </w:rPr>
+        <w:t>状态，所以不用去确认按钮上的字（按空格触发时眼睛通常不在按钮上）。打字的时候</w:t>
+      </w:r>
+    </w:p>
+    <w:p>
+      <w:r>
+        <w:rPr>
+          <w:rFonts w:ascii="微软雅黑" w:hAnsi="微软雅黑" w:eastAsia="微软雅黑"/>
+        </w:rPr>
+        <w:t>空格仍然是空格 —— 焦点在输入框、按钮或复选框上时，空格归它们用，</w:t>
+      </w:r>
+    </w:p>
+    <w:p>
+      <w:r>
+        <w:rPr>
+          <w:rFonts w:ascii="微软雅黑" w:hAnsi="微软雅黑" w:eastAsia="微软雅黑"/>
+        </w:rPr>
+        <w:t>不会误触发暂停。</w:t>
       </w:r>
     </w:p>
     <w:p>
@@ -2370,6 +2405,89 @@
           <w:rFonts w:ascii="微软雅黑" w:hAnsi="微软雅黑" w:eastAsia="微软雅黑"/>
         </w:rPr>
         <w:t>打开后串口参数下拉框会锁定，防止误改；关闭后恢复可编辑。</w:t>
+      </w:r>
+    </w:p>
+    <w:p>
+      <w:pPr>
+        <w:pStyle w:val="Heading2"/>
+      </w:pPr>
+      <w:r>
+        <w:t>5.4 串口掉线时会怎样</w:t>
+      </w:r>
+    </w:p>
+    <w:p>
+      <w:r>
+        <w:rPr>
+          <w:rFonts w:ascii="微软雅黑" w:hAnsi="微软雅黑" w:eastAsia="微软雅黑"/>
+        </w:rPr>
+        <w:t>USB 转串口被拔掉、掉电，或者驱动崩掉时，接收区上沿会弹出一条红色提示：</w:t>
+      </w:r>
+    </w:p>
+    <w:p>
+      <w:pPr>
+        <w:spacing w:before="80" w:after="160" w:line="276" w:lineRule="auto"/>
+        <w:ind w:left="283"/>
+        <w:shd w:val="clear" w:fill="F2F4F8"/>
+      </w:pPr>
+      <w:r>
+        <w:rPr>
+          <w:rFonts w:ascii="Consolas" w:hAnsi="Consolas" w:eastAsia="Consolas"/>
+          <w:sz w:val="19"/>
+        </w:rPr>
+        <w:t>⚠ 串口已断开：COM3 已从系统移除（USB 被拔出或供电中断）</w:t>
+      </w:r>
+    </w:p>
+    <w:p>
+      <w:r>
+        <w:rPr>
+          <w:rFonts w:ascii="微软雅黑" w:hAnsi="微软雅黑" w:eastAsia="微软雅黑"/>
+        </w:rPr>
+        <w:t>同时状态栏也留着同一句原因，连接栏回到「未连接」，正在跑的循环发送会停下来。</w:t>
+      </w:r>
+    </w:p>
+    <w:p>
+      <w:r>
+        <w:rPr>
+          <w:rFonts w:ascii="微软雅黑" w:hAnsi="微软雅黑" w:eastAsia="微软雅黑"/>
+        </w:rPr>
+        <w:t>把设备插回去、点「打开串口」就能接着用（重新打开</w:t>
+      </w:r>
+      <w:r>
+        <w:rPr>
+          <w:rFonts w:ascii="微软雅黑" w:hAnsi="微软雅黑" w:eastAsia="微软雅黑"/>
+          <w:b/>
+        </w:rPr>
+        <w:t>不会清空</w:t>
+      </w:r>
+      <w:r>
+        <w:rPr>
+          <w:rFonts w:ascii="微软雅黑" w:hAnsi="微软雅黑" w:eastAsia="微软雅黑"/>
+        </w:rPr>
+        <w:t>接收区里已有的内容）。</w:t>
+      </w:r>
+    </w:p>
+    <w:p>
+      <w:r>
+        <w:rPr>
+          <w:rFonts w:ascii="微软雅黑" w:hAnsi="微软雅黑" w:eastAsia="微软雅黑"/>
+        </w:rPr>
+        <w:t>程序每 2 秒自己查一次设备还在不在系统里，所以拔线最多几秒就会被发现 ——</w:t>
+      </w:r>
+    </w:p>
+    <w:p>
+      <w:r>
+        <w:rPr>
+          <w:rFonts w:ascii="微软雅黑" w:hAnsi="微软雅黑" w:eastAsia="微软雅黑"/>
+        </w:rPr>
+        <w:t>不用你盯着数据不动了才去怀疑。已经在跑的数据流里出现「突然不来了」时，</w:t>
+      </w:r>
+    </w:p>
+    <w:p>
+      <w:r>
+        <w:rPr>
+          <w:rFonts w:ascii="微软雅黑" w:hAnsi="微软雅黑" w:eastAsia="微软雅黑"/>
+        </w:rPr>
+        <w:t>先看一眼接收区上沿有没有这条提示。</w:t>
       </w:r>
     </w:p>
     <w:p>
@@ -3581,7 +3699,198 @@
         <w:rPr>
           <w:rFonts w:ascii="微软雅黑" w:hAnsi="微软雅黑" w:eastAsia="微软雅黑"/>
         </w:rPr>
-        <w:t>：停止刷新显示，但数据仍在后台接收和计数。再点一次继续。分析一段滚得飞快的输出时很有用</w:t>
+        <w:t>：冻结显示，再点一次继续。分析一段滚得飞快的输出时很有用。按空格触发的暂停和点按钮完全等效</w:t>
+      </w:r>
+    </w:p>
+    <w:p>
+      <w:r>
+        <w:rPr>
+          <w:rFonts w:ascii="微软雅黑" w:hAnsi="微软雅黑" w:eastAsia="微软雅黑"/>
+          <w:b/>
+        </w:rPr>
+        <w:t>暂停 / 继续会在接收区里插一条醒目的日志行</w:t>
+      </w:r>
+      <w:r>
+        <w:rPr>
+          <w:rFonts w:ascii="微软雅黑" w:hAnsi="微软雅黑" w:eastAsia="微软雅黑"/>
+        </w:rPr>
+        <w:t>，位置正好在数据断掉的地方</w:t>
+      </w:r>
+    </w:p>
+    <w:p>
+      <w:r>
+        <w:rPr>
+          <w:rFonts w:ascii="微软雅黑" w:hAnsi="微软雅黑" w:eastAsia="微软雅黑"/>
+        </w:rPr>
+        <w:t>（两行之间空两行，一眼能看出中间断开过。两条的行文结构是对齐的，</w:t>
+      </w:r>
+    </w:p>
+    <w:p>
+      <w:r>
+        <w:rPr>
+          <w:rFonts w:ascii="微软雅黑" w:hAnsi="微软雅黑" w:eastAsia="微软雅黑"/>
+        </w:rPr>
+        <w:t>方便上下扫）：</w:t>
+      </w:r>
+    </w:p>
+    <w:p>
+      <w:pPr>
+        <w:spacing w:before="80" w:after="160" w:line="276" w:lineRule="auto"/>
+        <w:ind w:left="283"/>
+        <w:shd w:val="clear" w:fill="F2F4F8"/>
+      </w:pPr>
+      <w:r>
+        <w:rPr>
+          <w:rFonts w:ascii="Consolas" w:hAnsi="Consolas" w:eastAsia="Consolas"/>
+          <w:sz w:val="19"/>
+        </w:rPr>
+        <w:t xml:space="preserve">  16:16:19.398  温度 25.6C  转速 1503 rpm</w:t>
+        <w:br/>
+      </w:r>
+      <w:r>
+        <w:rPr>
+          <w:rFonts w:ascii="Consolas" w:hAnsi="Consolas" w:eastAsia="Consolas"/>
+          <w:sz w:val="19"/>
+        </w:rPr>
+        <w:t xml:space="preserve">  16:16:19.902  ▮▮ 已暂停接收 · 数据不再显示 · 空格继续</w:t>
+        <w:br/>
+      </w:r>
+      <w:r>
+        <w:rPr>
+          <w:rFonts w:ascii="Consolas" w:hAnsi="Consolas" w:eastAsia="Consolas"/>
+          <w:sz w:val="19"/>
+        </w:rPr>
+        <w:br/>
+      </w:r>
+      <w:r>
+        <w:rPr>
+          <w:rFonts w:ascii="Consolas" w:hAnsi="Consolas" w:eastAsia="Consolas"/>
+          <w:sz w:val="19"/>
+        </w:rPr>
+        <w:t xml:space="preserve">  16:16:20.414  ▶▶ 已继续接收 · 暂停期间丢弃 · 2.0 KB</w:t>
+        <w:br/>
+      </w:r>
+      <w:r>
+        <w:rPr>
+          <w:rFonts w:ascii="Consolas" w:hAnsi="Consolas" w:eastAsia="Consolas"/>
+          <w:sz w:val="19"/>
+        </w:rPr>
+        <w:t xml:space="preserve">  16:16:20.616  恢复后 0 转速 1600 rpm</w:t>
+      </w:r>
+    </w:p>
+    <w:p>
+      <w:r>
+        <w:rPr>
+          <w:rFonts w:ascii="微软雅黑" w:hAnsi="微软雅黑" w:eastAsia="微软雅黑"/>
+        </w:rPr>
+        <w:t>所以「从哪一行开始没显示、丢了多久」在日志里一眼可见。这两行会跟着</w:t>
+      </w:r>
+    </w:p>
+    <w:p>
+      <w:r>
+        <w:rPr>
+          <w:rFonts w:ascii="微软雅黑" w:hAnsi="微软雅黑" w:eastAsia="微软雅黑"/>
+        </w:rPr>
+        <w:t xml:space="preserve">「保存」的 </w:t>
+      </w:r>
+      <w:r>
+        <w:rPr>
+          <w:rFonts w:ascii="Consolas" w:hAnsi="Consolas" w:eastAsia="Consolas"/>
+          <w:color w:val="B45309"/>
+        </w:rPr>
+        <w:t>.txt</w:t>
+      </w:r>
+      <w:r>
+        <w:rPr>
+          <w:rFonts w:ascii="微软雅黑" w:hAnsi="微软雅黑" w:eastAsia="微软雅黑"/>
+        </w:rPr>
+        <w:t xml:space="preserve"> 一起存下来（</w:t>
+      </w:r>
+      <w:r>
+        <w:rPr>
+          <w:rFonts w:ascii="Consolas" w:hAnsi="Consolas" w:eastAsia="Consolas"/>
+          <w:color w:val="B45309"/>
+        </w:rPr>
+        <w:t>.bin</w:t>
+      </w:r>
+      <w:r>
+        <w:rPr>
+          <w:rFonts w:ascii="微软雅黑" w:hAnsi="微软雅黑" w:eastAsia="微软雅黑"/>
+        </w:rPr>
+        <w:t xml:space="preserve"> 存的是原始字节，不含它们），</w:t>
+      </w:r>
+    </w:p>
+    <w:p>
+      <w:r>
+        <w:rPr>
+          <w:rFonts w:ascii="微软雅黑" w:hAnsi="微软雅黑" w:eastAsia="微软雅黑"/>
+          <w:b/>
+        </w:rPr>
+        <w:t>切换主题或显示模式也不会丢</w:t>
+      </w:r>
+      <w:r>
+        <w:rPr>
+          <w:rFonts w:ascii="微软雅黑" w:hAnsi="微软雅黑" w:eastAsia="微软雅黑"/>
+        </w:rPr>
+        <w:t>——它们和数据行一起存在历史缓冲里，</w:t>
+      </w:r>
+    </w:p>
+    <w:p>
+      <w:r>
+        <w:rPr>
+          <w:rFonts w:ascii="微软雅黑" w:hAnsi="微软雅黑" w:eastAsia="微软雅黑"/>
+        </w:rPr>
+        <w:t>重排版时按原位置原样重建</w:t>
+      </w:r>
+    </w:p>
+    <w:p>
+      <w:r>
+        <w:rPr>
+          <w:rFonts w:ascii="微软雅黑" w:hAnsi="微软雅黑" w:eastAsia="微软雅黑"/>
+        </w:rPr>
+        <w:t xml:space="preserve">⚠️ </w:t>
+      </w:r>
+      <w:r>
+        <w:rPr>
+          <w:rFonts w:ascii="微软雅黑" w:hAnsi="微软雅黑" w:eastAsia="微软雅黑"/>
+          <w:b/>
+        </w:rPr>
+        <w:t>暂停期间的数据是真丢的，不是缓冲。</w:t>
+      </w:r>
+      <w:r>
+        <w:rPr>
+          <w:rFonts w:ascii="微软雅黑" w:hAnsi="微软雅黑" w:eastAsia="微软雅黑"/>
+        </w:rPr>
+        <w:t xml:space="preserve"> 状态栏的字节计数照涨（数据确实收到了），</w:t>
+      </w:r>
+    </w:p>
+    <w:p>
+      <w:r>
+        <w:rPr>
+          <w:rFonts w:ascii="微软雅黑" w:hAnsi="微软雅黑" w:eastAsia="微软雅黑"/>
+        </w:rPr>
+        <w:t xml:space="preserve">但它们不会进显示、不进历史、也不会写进 </w:t>
+      </w:r>
+      <w:r>
+        <w:rPr>
+          <w:rFonts w:ascii="Consolas" w:hAnsi="Consolas" w:eastAsia="Consolas"/>
+          <w:color w:val="B45309"/>
+        </w:rPr>
+        <w:t>.bin</w:t>
+      </w:r>
+      <w:r>
+        <w:rPr>
+          <w:rFonts w:ascii="微软雅黑" w:hAnsi="微软雅黑" w:eastAsia="微软雅黑"/>
+        </w:rPr>
+        <w:t xml:space="preserve"> 日志 —— 继续时那行提示会写明</w:t>
+      </w:r>
+    </w:p>
+    <w:p>
+      <w:r>
+        <w:rPr>
+          <w:rFonts w:ascii="微软雅黑" w:hAnsi="微软雅黑" w:eastAsia="微软雅黑"/>
+        </w:rPr>
+        <w:t>丢了多少字节。要留档就别暂停，或者先「保存」</w:t>
       </w:r>
     </w:p>
     <w:p>
@@ -4153,7 +4462,7 @@
         <w:rPr>
           <w:rFonts w:ascii="微软雅黑" w:hAnsi="微软雅黑" w:eastAsia="微软雅黑"/>
         </w:rPr>
-        <w:t>。接收区最多保留 5000 行（</w:t>
+        <w:t>。接收区最多保留 20000 行（</w:t>
       </w:r>
       <w:r>
         <w:rPr>
@@ -7335,7 +7644,7 @@
         <w:rPr>
           <w:rFonts w:ascii="微软雅黑" w:hAnsi="微软雅黑" w:eastAsia="微软雅黑"/>
         </w:rPr>
-        <w:t xml:space="preserve">点右上角的主题按钮（或按 </w:t>
+        <w:t xml:space="preserve">点右上角的主题按钮展开菜单挑主题，或者按 </w:t>
       </w:r>
       <w:r>
         <w:rPr>
@@ -7348,65 +7657,7 @@
         <w:rPr>
           <w:rFonts w:ascii="微软雅黑" w:hAnsi="微软雅黑" w:eastAsia="微软雅黑"/>
         </w:rPr>
-        <w:t>）在</w:t>
-      </w:r>
-      <w:r>
-        <w:rPr>
-          <w:rFonts w:ascii="微软雅黑" w:hAnsi="微软雅黑" w:eastAsia="微软雅黑"/>
-          <w:b/>
-        </w:rPr>
-        <w:t>深色</w:t>
-      </w:r>
-      <w:r>
-        <w:rPr>
-          <w:rFonts w:ascii="微软雅黑" w:hAnsi="微软雅黑" w:eastAsia="微软雅黑"/>
-        </w:rPr>
-        <w:t>和</w:t>
-      </w:r>
-      <w:r>
-        <w:rPr>
-          <w:rFonts w:ascii="微软雅黑" w:hAnsi="微软雅黑" w:eastAsia="微软雅黑"/>
-          <w:b/>
-        </w:rPr>
-        <w:t>浅色</w:t>
-      </w:r>
-      <w:r>
-        <w:rPr>
-          <w:rFonts w:ascii="微软雅黑" w:hAnsi="微软雅黑" w:eastAsia="微软雅黑"/>
-        </w:rPr>
-        <w:t>之间切换。</w:t>
-      </w:r>
-    </w:p>
-    <w:p>
-      <w:r>
-        <w:rPr>
-          <w:rFonts w:ascii="微软雅黑" w:hAnsi="微软雅黑" w:eastAsia="微软雅黑"/>
-        </w:rPr>
-        <w:t>深色是默认主题，近黑底色配青色强调色，长时间盯着串口刷屏不刺眼。</w:t>
-      </w:r>
-    </w:p>
-    <w:p>
-      <w:r>
-        <w:rPr>
-          <w:rFonts w:ascii="微软雅黑" w:hAnsi="微软雅黑" w:eastAsia="微软雅黑"/>
-        </w:rPr>
-        <w:t>浅色适合光线很强的环境。主题选择会被记住。</w:t>
-      </w:r>
-    </w:p>
-    <w:p>
-      <w:pPr>
-        <w:spacing w:before="40" w:after="200"/>
-        <w:pBdr>
-          <w:bottom w:val="single" w:sz="8" w:color="D6DCE8"/>
-        </w:pBdr>
-      </w:pPr>
-    </w:p>
-    <w:p>
-      <w:pPr>
-        <w:pStyle w:val="Heading1"/>
-      </w:pPr>
-      <w:r>
-        <w:t>11. 快捷键总表</w:t>
+        <w:t xml:space="preserve"> 逐个循环。共七套：</w:t>
       </w:r>
     </w:p>
     <w:tbl>
@@ -7441,7 +7692,7 @@
                 <w:b/>
                 <w:sz w:val="19"/>
               </w:rPr>
-              <w:t>快捷键</w:t>
+              <w:t>主题</w:t>
             </w:r>
           </w:p>
         </w:tc>
@@ -7465,7 +7716,7 @@
                 <w:b/>
                 <w:sz w:val="19"/>
               </w:rPr>
-              <w:t>功能</w:t>
+              <w:t>说明</w:t>
             </w:r>
           </w:p>
         </w:tc>
@@ -7482,11 +7733,18 @@
             <w:r/>
             <w:r>
               <w:rPr>
-                <w:rFonts w:ascii="Consolas" w:hAnsi="Consolas" w:eastAsia="Consolas"/>
-                <w:color w:val="B45309"/>
-                <w:sz w:val="19"/>
-              </w:rPr>
-              <w:t>Ctrl+Enter</w:t>
+                <w:rFonts w:ascii="微软雅黑" w:hAnsi="微软雅黑" w:eastAsia="微软雅黑"/>
+                <w:b/>
+                <w:sz w:val="19"/>
+              </w:rPr>
+              <w:t>深色</w:t>
+            </w:r>
+            <w:r>
+              <w:rPr>
+                <w:rFonts w:ascii="微软雅黑" w:hAnsi="微软雅黑" w:eastAsia="微软雅黑"/>
+                <w:sz w:val="19"/>
+              </w:rPr>
+              <w:t>（默认）</w:t>
             </w:r>
           </w:p>
         </w:tc>
@@ -7504,7 +7762,7 @@
                 <w:rFonts w:ascii="微软雅黑" w:hAnsi="微软雅黑" w:eastAsia="微软雅黑"/>
                 <w:sz w:val="19"/>
               </w:rPr>
-              <w:t>打开 / 关闭串口</w:t>
+              <w:t>近黑底 + 青色强调，长时间盯着刷屏不刺眼</w:t>
             </w:r>
           </w:p>
         </w:tc>
@@ -7521,26 +7779,11 @@
             <w:r/>
             <w:r>
               <w:rPr>
-                <w:rFonts w:ascii="Consolas" w:hAnsi="Consolas" w:eastAsia="Consolas"/>
-                <w:color w:val="B45309"/>
-                <w:sz w:val="19"/>
-              </w:rPr>
-              <w:t>Ctrl+1</w:t>
-            </w:r>
-            <w:r>
-              <w:rPr>
                 <w:rFonts w:ascii="微软雅黑" w:hAnsi="微软雅黑" w:eastAsia="微软雅黑"/>
-                <w:sz w:val="19"/>
-              </w:rPr>
-              <w:t xml:space="preserve"> … </w:t>
-            </w:r>
-            <w:r>
-              <w:rPr>
-                <w:rFonts w:ascii="Consolas" w:hAnsi="Consolas" w:eastAsia="Consolas"/>
-                <w:color w:val="B45309"/>
-                <w:sz w:val="19"/>
-              </w:rPr>
-              <w:t>Ctrl+9</w:t>
+                <w:b/>
+                <w:sz w:val="19"/>
+              </w:rPr>
+              <w:t>浅色</w:t>
             </w:r>
           </w:p>
         </w:tc>
@@ -7558,7 +7801,7 @@
                 <w:rFonts w:ascii="微软雅黑" w:hAnsi="微软雅黑" w:eastAsia="微软雅黑"/>
                 <w:sz w:val="19"/>
               </w:rPr>
-              <w:t>触发当前分组的前 9 条指令</w:t>
+              <w:t>适合光线很强的环境</w:t>
             </w:r>
           </w:p>
         </w:tc>
@@ -7575,26 +7818,11 @@
             <w:r/>
             <w:r>
               <w:rPr>
-                <w:rFonts w:ascii="Consolas" w:hAnsi="Consolas" w:eastAsia="Consolas"/>
-                <w:color w:val="B45309"/>
-                <w:sz w:val="19"/>
-              </w:rPr>
-              <w:t>Ctrl+↑</w:t>
-            </w:r>
-            <w:r>
-              <w:rPr>
                 <w:rFonts w:ascii="微软雅黑" w:hAnsi="微软雅黑" w:eastAsia="微软雅黑"/>
-                <w:sz w:val="19"/>
-              </w:rPr>
-              <w:t xml:space="preserve"> / </w:t>
-            </w:r>
-            <w:r>
-              <w:rPr>
-                <w:rFonts w:ascii="Consolas" w:hAnsi="Consolas" w:eastAsia="Consolas"/>
-                <w:color w:val="B45309"/>
-                <w:sz w:val="19"/>
-              </w:rPr>
-              <w:t>Ctrl+↓</w:t>
+                <w:b/>
+                <w:sz w:val="19"/>
+              </w:rPr>
+              <w:t>深紫</w:t>
             </w:r>
           </w:p>
         </w:tc>
@@ -7612,7 +7840,7 @@
                 <w:rFonts w:ascii="微软雅黑" w:hAnsi="微软雅黑" w:eastAsia="微软雅黑"/>
                 <w:sz w:val="19"/>
               </w:rPr>
-              <w:t>调整选中指令的顺序</w:t>
+              <w:t>紫罗兰强调色</w:t>
             </w:r>
           </w:p>
         </w:tc>
@@ -7629,11 +7857,11 @@
             <w:r/>
             <w:r>
               <w:rPr>
-                <w:rFonts w:ascii="Consolas" w:hAnsi="Consolas" w:eastAsia="Consolas"/>
-                <w:color w:val="B45309"/>
-                <w:sz w:val="19"/>
-              </w:rPr>
-              <w:t>Ctrl+D</w:t>
+                <w:rFonts w:ascii="微软雅黑" w:hAnsi="微软雅黑" w:eastAsia="微软雅黑"/>
+                <w:b/>
+                <w:sz w:val="19"/>
+              </w:rPr>
+              <w:t>浅紫</w:t>
             </w:r>
           </w:p>
         </w:tc>
@@ -7651,7 +7879,7 @@
                 <w:rFonts w:ascii="微软雅黑" w:hAnsi="微软雅黑" w:eastAsia="微软雅黑"/>
                 <w:sz w:val="19"/>
               </w:rPr>
-              <w:t>复制选中的指令</w:t>
+              <w:t>淡紫底</w:t>
             </w:r>
           </w:p>
         </w:tc>
@@ -7668,11 +7896,11 @@
             <w:r/>
             <w:r>
               <w:rPr>
-                <w:rFonts w:ascii="Consolas" w:hAnsi="Consolas" w:eastAsia="Consolas"/>
-                <w:color w:val="B45309"/>
-                <w:sz w:val="19"/>
-              </w:rPr>
-              <w:t>Delete</w:t>
+                <w:rFonts w:ascii="微软雅黑" w:hAnsi="微软雅黑" w:eastAsia="微软雅黑"/>
+                <w:b/>
+                <w:sz w:val="19"/>
+              </w:rPr>
+              <w:t>深蓝</w:t>
             </w:r>
           </w:p>
         </w:tc>
@@ -7690,7 +7918,7 @@
                 <w:rFonts w:ascii="微软雅黑" w:hAnsi="微软雅黑" w:eastAsia="微软雅黑"/>
                 <w:sz w:val="19"/>
               </w:rPr>
-              <w:t>删除选中的指令</w:t>
+              <w:t>正蓝强调色 + 藏青底</w:t>
             </w:r>
           </w:p>
         </w:tc>
@@ -7707,18 +7935,11 @@
             <w:r/>
             <w:r>
               <w:rPr>
-                <w:rFonts w:ascii="Consolas" w:hAnsi="Consolas" w:eastAsia="Consolas"/>
-                <w:color w:val="B45309"/>
-                <w:sz w:val="19"/>
-              </w:rPr>
-              <w:t>Enter</w:t>
-            </w:r>
-            <w:r>
-              <w:rPr>
                 <w:rFonts w:ascii="微软雅黑" w:hAnsi="微软雅黑" w:eastAsia="微软雅黑"/>
-                <w:sz w:val="19"/>
-              </w:rPr>
-              <w:t>（表格中）</w:t>
+                <w:b/>
+                <w:sz w:val="19"/>
+              </w:rPr>
+              <w:t>浅蓝</w:t>
             </w:r>
           </w:p>
         </w:tc>
@@ -7736,7 +7957,7 @@
                 <w:rFonts w:ascii="微软雅黑" w:hAnsi="微软雅黑" w:eastAsia="微软雅黑"/>
                 <w:sz w:val="19"/>
               </w:rPr>
-              <w:t>发送选中的指令</w:t>
+              <w:t>淡蓝底</w:t>
             </w:r>
           </w:p>
         </w:tc>
@@ -7753,18 +7974,11 @@
             <w:r/>
             <w:r>
               <w:rPr>
-                <w:rFonts w:ascii="Consolas" w:hAnsi="Consolas" w:eastAsia="Consolas"/>
-                <w:color w:val="B45309"/>
-                <w:sz w:val="19"/>
-              </w:rPr>
-              <w:t>Enter</w:t>
-            </w:r>
-            <w:r>
-              <w:rPr>
                 <w:rFonts w:ascii="微软雅黑" w:hAnsi="微软雅黑" w:eastAsia="微软雅黑"/>
-                <w:sz w:val="19"/>
-              </w:rPr>
-              <w:t>（发送框中）</w:t>
+                <w:b/>
+                <w:sz w:val="19"/>
+              </w:rPr>
+              <w:t>少女粉</w:t>
             </w:r>
           </w:p>
         </w:tc>
@@ -7782,7 +7996,320 @@
                 <w:rFonts w:ascii="微软雅黑" w:hAnsi="微软雅黑" w:eastAsia="微软雅黑"/>
                 <w:sz w:val="19"/>
               </w:rPr>
-              <w:t>发送输入框里的内容</w:t>
+              <w:t>亮粉底</w:t>
+            </w:r>
+          </w:p>
+        </w:tc>
+      </w:tr>
+    </w:tbl>
+    <w:p>
+      <w:pPr>
+        <w:spacing w:after="80"/>
+      </w:pPr>
+    </w:p>
+    <w:p>
+      <w:r>
+        <w:rPr>
+          <w:rFonts w:ascii="微软雅黑" w:hAnsi="微软雅黑" w:eastAsia="微软雅黑"/>
+        </w:rPr>
+        <w:t>主题选择会被记住。菜单里当前那套是打勾的。</w:t>
+      </w:r>
+    </w:p>
+    <w:p>
+      <w:r>
+        <w:rPr>
+          <w:rFonts w:ascii="微软雅黑" w:hAnsi="微软雅黑" w:eastAsia="微软雅黑"/>
+          <w:b/>
+        </w:rPr>
+        <w:t>接收区的数据色在七套主题里是同一组值</w:t>
+      </w:r>
+      <w:r>
+        <w:rPr>
+          <w:rFonts w:ascii="微软雅黑" w:hAnsi="微软雅黑" w:eastAsia="微软雅黑"/>
+        </w:rPr>
+        <w:t>（绿 = 接收、蓝 = 发送、青 = 帧头、</w:t>
+      </w:r>
+    </w:p>
+    <w:p>
+      <w:r>
+        <w:rPr>
+          <w:rFonts w:ascii="微软雅黑" w:hAnsi="微软雅黑" w:eastAsia="微软雅黑"/>
+        </w:rPr>
+        <w:t>琥珀 = 校验、紫/品红 = 帧尾）。换主题只换窗口表面的底色和强调色，</w:t>
+      </w:r>
+    </w:p>
+    <w:p>
+      <w:r>
+        <w:rPr>
+          <w:rFonts w:ascii="微软雅黑" w:hAnsi="微软雅黑" w:eastAsia="微软雅黑"/>
+        </w:rPr>
+        <w:t>屏幕上「哪个颜色代表什么」的约定不会跟着变。</w:t>
+      </w:r>
+    </w:p>
+    <w:p>
+      <w:pPr>
+        <w:pStyle w:val="Heading2"/>
+      </w:pPr>
+      <w:r>
+        <w:t>10.1 窗口背景图</w:t>
+      </w:r>
+    </w:p>
+    <w:p>
+      <w:r>
+        <w:rPr>
+          <w:rFonts w:ascii="微软雅黑" w:hAnsi="微软雅黑" w:eastAsia="微软雅黑"/>
+        </w:rPr>
+        <w:t>同一个菜单里还有背景图设置：</w:t>
+      </w:r>
+      <w:r>
+        <w:rPr>
+          <w:rFonts w:ascii="微软雅黑" w:hAnsi="微软雅黑" w:eastAsia="微软雅黑"/>
+          <w:b/>
+        </w:rPr>
+        <w:t>显示开关 + 透明度滑条 + 选图按钮</w:t>
+      </w:r>
+      <w:r>
+        <w:rPr>
+          <w:rFonts w:ascii="微软雅黑" w:hAnsi="微软雅黑" w:eastAsia="微软雅黑"/>
+        </w:rPr>
+        <w:t>。</w:t>
+      </w:r>
+    </w:p>
+    <w:p>
+      <w:pPr>
+        <w:pStyle w:val="ListBullet"/>
+        <w:spacing w:after="40"/>
+      </w:pPr>
+      <w:r>
+        <w:rPr>
+          <w:rFonts w:ascii="微软雅黑" w:hAnsi="微软雅黑" w:eastAsia="微软雅黑"/>
+        </w:rPr>
+        <w:t>默认是</w:t>
+      </w:r>
+      <w:r>
+        <w:rPr>
+          <w:rFonts w:ascii="微软雅黑" w:hAnsi="微软雅黑" w:eastAsia="微软雅黑"/>
+          <w:b/>
+        </w:rPr>
+        <w:t>打包进来的那张鲸鱼娘</w:t>
+      </w:r>
+      <w:r>
+        <w:rPr>
+          <w:rFonts w:ascii="微软雅黑" w:hAnsi="微软雅黑" w:eastAsia="微软雅黑"/>
+        </w:rPr>
+        <w:t>（</w:t>
+      </w:r>
+      <w:r>
+        <w:rPr>
+          <w:rFonts w:ascii="Consolas" w:hAnsi="Consolas" w:eastAsia="Consolas"/>
+          <w:color w:val="B45309"/>
+        </w:rPr>
+        <w:t>background.png</w:t>
+      </w:r>
+      <w:r>
+        <w:rPr>
+          <w:rFonts w:ascii="微软雅黑" w:hAnsi="微软雅黑" w:eastAsia="微软雅黑"/>
+        </w:rPr>
+        <w:t>，随程序一起分发，已经抠掉白底、只留角色），贴在</w:t>
+      </w:r>
+      <w:r>
+        <w:rPr>
+          <w:rFonts w:ascii="微软雅黑" w:hAnsi="微软雅黑" w:eastAsia="微软雅黑"/>
+          <w:b/>
+        </w:rPr>
+        <w:t>右下角</w:t>
+      </w:r>
+      <w:r>
+        <w:rPr>
+          <w:rFonts w:ascii="微软雅黑" w:hAnsi="微软雅黑" w:eastAsia="微软雅黑"/>
+        </w:rPr>
+        <w:t>，透明度 15% —— 这个值能看清轮廓，压在接收区的数据上也不影响读</w:t>
+      </w:r>
+    </w:p>
+    <w:p>
+      <w:pPr>
+        <w:pStyle w:val="ListBullet"/>
+        <w:spacing w:after="40"/>
+      </w:pPr>
+      <w:r>
+        <w:rPr>
+          <w:rFonts w:ascii="微软雅黑" w:hAnsi="微软雅黑" w:eastAsia="微软雅黑"/>
+        </w:rPr>
+        <w:t>哪天这张图不在了（没打包进去、或者文件被删了），程序会</w:t>
+      </w:r>
+      <w:r>
+        <w:rPr>
+          <w:rFonts w:ascii="微软雅黑" w:hAnsi="微软雅黑" w:eastAsia="微软雅黑"/>
+          <w:b/>
+        </w:rPr>
+        <w:t>静默退回</w:t>
+      </w:r>
+      <w:r>
+        <w:rPr>
+          <w:rFonts w:ascii="微软雅黑" w:hAnsi="微软雅黑" w:eastAsia="微软雅黑"/>
+        </w:rPr>
+        <w:t>一条代码画的蓝色鲸鱼，不会报错 —— 看到的是那条简笔鲸鱼就说明图没带上</w:t>
+      </w:r>
+    </w:p>
+    <w:p>
+      <w:pPr>
+        <w:pStyle w:val="ListBullet"/>
+        <w:spacing w:after="40"/>
+      </w:pPr>
+      <w:r>
+        <w:rPr>
+          <w:rFonts w:ascii="微软雅黑" w:hAnsi="微软雅黑" w:eastAsia="微软雅黑"/>
+        </w:rPr>
+        <w:t>透明度滑条 0~40%，拖动立刻生效，设置会被记住。嫌碍事就把它拖到 0 或关掉开关</w:t>
+      </w:r>
+    </w:p>
+    <w:p>
+      <w:pPr>
+        <w:pStyle w:val="ListBullet"/>
+        <w:spacing w:after="40"/>
+      </w:pPr>
+      <w:r>
+        <w:rPr>
+          <w:rFonts w:ascii="微软雅黑" w:hAnsi="微软雅黑" w:eastAsia="微软雅黑"/>
+        </w:rPr>
+        <w:t xml:space="preserve">「选择图片…」可以换成自己的图（PNG / JPG / BMP / WebP）。 </w:t>
+      </w:r>
+      <w:r>
+        <w:rPr>
+          <w:rFonts w:ascii="微软雅黑" w:hAnsi="微软雅黑" w:eastAsia="微软雅黑"/>
+          <w:b/>
+        </w:rPr>
+        <w:t>白底 / 平色底的图会自动抠掉背景</w:t>
+      </w:r>
+      <w:r>
+        <w:rPr>
+          <w:rFonts w:ascii="微软雅黑" w:hAnsi="微软雅黑" w:eastAsia="微软雅黑"/>
+        </w:rPr>
+        <w:t>（网图基本都是白底，不抠的话在深色主题上会压出一个白方块）。抠好的图存一份到配置目录，之后启动直接读它，不用每次重抠。已经是透明底（PNG）的图原样使用</w:t>
+      </w:r>
+    </w:p>
+    <w:p>
+      <w:pPr>
+        <w:pStyle w:val="ListBullet"/>
+        <w:spacing w:after="40"/>
+      </w:pPr>
+      <w:r>
+        <w:rPr>
+          <w:rFonts w:ascii="微软雅黑" w:hAnsi="微软雅黑" w:eastAsia="微软雅黑"/>
+        </w:rPr>
+        <w:t>「恢复默认」换回内置那张鲸鱼娘。选了张不合适的图之后走这里</w:t>
+      </w:r>
+    </w:p>
+    <w:p>
+      <w:pPr>
+        <w:pStyle w:val="ListBullet"/>
+        <w:spacing w:after="40"/>
+      </w:pPr>
+      <w:r>
+        <w:rPr>
+          <w:rFonts w:ascii="微软雅黑" w:hAnsi="微软雅黑" w:eastAsia="微软雅黑"/>
+        </w:rPr>
+        <w:t>选中的图片路径记在配置里，图被删掉或挪走时会自动退回内置那张，并在状态栏提示一句（配置不清空 —— 插回 U 盘还能用）</w:t>
+      </w:r>
+    </w:p>
+    <w:p>
+      <w:pPr>
+        <w:pStyle w:val="ListBullet"/>
+        <w:spacing w:after="40"/>
+      </w:pPr>
+      <w:r>
+        <w:rPr>
+          <w:rFonts w:ascii="微软雅黑" w:hAnsi="微软雅黑" w:eastAsia="微软雅黑"/>
+        </w:rPr>
+        <w:t>背景图是</w:t>
+      </w:r>
+      <w:r>
+        <w:rPr>
+          <w:rFonts w:ascii="微软雅黑" w:hAnsi="微软雅黑" w:eastAsia="微软雅黑"/>
+          <w:b/>
+        </w:rPr>
+        <w:t>浮在最上层的水印</w:t>
+      </w:r>
+      <w:r>
+        <w:rPr>
+          <w:rFonts w:ascii="微软雅黑" w:hAnsi="微软雅黑" w:eastAsia="微软雅黑"/>
+        </w:rPr>
+        <w:t>：不吃鼠标，接收区照样能选字、能滚动缩放；它只占右下角那块，左上角的数据区不受影响</w:t>
+      </w:r>
+    </w:p>
+    <w:p>
+      <w:pPr>
+        <w:spacing w:before="40" w:after="200"/>
+        <w:pBdr>
+          <w:bottom w:val="single" w:sz="8" w:color="D6DCE8"/>
+        </w:pBdr>
+      </w:pPr>
+    </w:p>
+    <w:p>
+      <w:pPr>
+        <w:pStyle w:val="Heading1"/>
+      </w:pPr>
+      <w:r>
+        <w:t>11. 快捷键总表</w:t>
+      </w:r>
+    </w:p>
+    <w:tbl>
+      <w:tblPr>
+        <w:tblStyle w:val="TableGrid"/>
+        <w:tblW w:type="auto" w:w="0"/>
+        <w:jc w:val="center"/>
+        <w:tblLook w:firstColumn="1" w:firstRow="1" w:lastColumn="0" w:lastRow="0" w:noHBand="0" w:noVBand="1" w:val="04A0"/>
+      </w:tblPr>
+      <w:tblGrid>
+        <w:gridCol w:w="4703"/>
+        <w:gridCol w:w="4703"/>
+      </w:tblGrid>
+      <w:tr>
+        <w:tc>
+          <w:tcPr>
+            <w:tcW w:type="dxa" w:w="4703"/>
+            <w:shd w:val="clear" w:fill="E8EEF6"/>
+          </w:tcPr>
+          <w:p>
+            <w:pPr>
+              <w:spacing w:after="40" w:line="276" w:lineRule="auto"/>
+            </w:pPr>
+            <w:r>
+              <w:rPr>
+                <w:b/>
+              </w:rPr>
+            </w:r>
+            <w:r>
+              <w:rPr>
+                <w:rFonts w:ascii="微软雅黑" w:hAnsi="微软雅黑" w:eastAsia="微软雅黑"/>
+                <w:b/>
+                <w:sz w:val="19"/>
+              </w:rPr>
+              <w:t>快捷键</w:t>
+            </w:r>
+          </w:p>
+        </w:tc>
+        <w:tc>
+          <w:tcPr>
+            <w:tcW w:type="dxa" w:w="4703"/>
+            <w:shd w:val="clear" w:fill="E8EEF6"/>
+          </w:tcPr>
+          <w:p>
+            <w:pPr>
+              <w:spacing w:after="40" w:line="276" w:lineRule="auto"/>
+            </w:pPr>
+            <w:r>
+              <w:rPr>
+                <w:b/>
+              </w:rPr>
+            </w:r>
+            <w:r>
+              <w:rPr>
+                <w:rFonts w:ascii="微软雅黑" w:hAnsi="微软雅黑" w:eastAsia="微软雅黑"/>
+                <w:b/>
+                <w:sz w:val="19"/>
+              </w:rPr>
+              <w:t>功能</w:t>
             </w:r>
           </w:p>
         </w:tc>
@@ -7803,7 +8330,7 @@
                 <w:color w:val="B45309"/>
                 <w:sz w:val="19"/>
               </w:rPr>
-              <w:t>空格</w:t>
+              <w:t>Ctrl+Enter</w:t>
             </w:r>
           </w:p>
         </w:tc>
@@ -7821,7 +8348,7 @@
                 <w:rFonts w:ascii="微软雅黑" w:hAnsi="微软雅黑" w:eastAsia="微软雅黑"/>
                 <w:sz w:val="19"/>
               </w:rPr>
-              <w:t>暂停 / 继续接收</w:t>
+              <w:t>打开 / 关闭串口</w:t>
             </w:r>
           </w:p>
         </w:tc>
@@ -7842,7 +8369,22 @@
                 <w:color w:val="B45309"/>
                 <w:sz w:val="19"/>
               </w:rPr>
-              <w:t>Ctrl+L</w:t>
+              <w:t>Ctrl+1</w:t>
+            </w:r>
+            <w:r>
+              <w:rPr>
+                <w:rFonts w:ascii="微软雅黑" w:hAnsi="微软雅黑" w:eastAsia="微软雅黑"/>
+                <w:sz w:val="19"/>
+              </w:rPr>
+              <w:t xml:space="preserve"> … </w:t>
+            </w:r>
+            <w:r>
+              <w:rPr>
+                <w:rFonts w:ascii="Consolas" w:hAnsi="Consolas" w:eastAsia="Consolas"/>
+                <w:color w:val="B45309"/>
+                <w:sz w:val="19"/>
+              </w:rPr>
+              <w:t>Ctrl+9</w:t>
             </w:r>
           </w:p>
         </w:tc>
@@ -7860,7 +8402,7 @@
                 <w:rFonts w:ascii="微软雅黑" w:hAnsi="微软雅黑" w:eastAsia="微软雅黑"/>
                 <w:sz w:val="19"/>
               </w:rPr>
-              <w:t>清空接收区</w:t>
+              <w:t>触发当前分组的前 9 条指令</w:t>
             </w:r>
           </w:p>
         </w:tc>
@@ -7881,7 +8423,22 @@
                 <w:color w:val="B45309"/>
                 <w:sz w:val="19"/>
               </w:rPr>
-              <w:t>Ctrl+F</w:t>
+              <w:t>Ctrl+↑</w:t>
+            </w:r>
+            <w:r>
+              <w:rPr>
+                <w:rFonts w:ascii="微软雅黑" w:hAnsi="微软雅黑" w:eastAsia="微软雅黑"/>
+                <w:sz w:val="19"/>
+              </w:rPr>
+              <w:t xml:space="preserve"> / </w:t>
+            </w:r>
+            <w:r>
+              <w:rPr>
+                <w:rFonts w:ascii="Consolas" w:hAnsi="Consolas" w:eastAsia="Consolas"/>
+                <w:color w:val="B45309"/>
+                <w:sz w:val="19"/>
+              </w:rPr>
+              <w:t>Ctrl+↓</w:t>
             </w:r>
           </w:p>
         </w:tc>
@@ -7899,7 +8456,7 @@
                 <w:rFonts w:ascii="微软雅黑" w:hAnsi="微软雅黑" w:eastAsia="微软雅黑"/>
                 <w:sz w:val="19"/>
               </w:rPr>
-              <w:t>在接收区中查找</w:t>
+              <w:t>调整选中指令的顺序</w:t>
             </w:r>
           </w:p>
         </w:tc>
@@ -7920,7 +8477,7 @@
                 <w:color w:val="B45309"/>
                 <w:sz w:val="19"/>
               </w:rPr>
-              <w:t>Esc</w:t>
+              <w:t>Ctrl+D</w:t>
             </w:r>
           </w:p>
         </w:tc>
@@ -7938,7 +8495,7 @@
                 <w:rFonts w:ascii="微软雅黑" w:hAnsi="微软雅黑" w:eastAsia="微软雅黑"/>
                 <w:sz w:val="19"/>
               </w:rPr>
-              <w:t>关闭查找条</w:t>
+              <w:t>复制选中的指令</w:t>
             </w:r>
           </w:p>
         </w:tc>
@@ -7959,7 +8516,7 @@
                 <w:color w:val="B45309"/>
                 <w:sz w:val="19"/>
               </w:rPr>
-              <w:t>Ctrl+K</w:t>
+              <w:t>Delete</w:t>
             </w:r>
           </w:p>
         </w:tc>
@@ -7977,7 +8534,7 @@
                 <w:rFonts w:ascii="微软雅黑" w:hAnsi="微软雅黑" w:eastAsia="微软雅黑"/>
                 <w:sz w:val="19"/>
               </w:rPr>
-              <w:t>跳到手动发送输入框</w:t>
+              <w:t>删除选中的指令</w:t>
             </w:r>
           </w:p>
         </w:tc>
@@ -7998,7 +8555,14 @@
                 <w:color w:val="B45309"/>
                 <w:sz w:val="19"/>
               </w:rPr>
-              <w:t>Ctrl+S</w:t>
+              <w:t>Enter</w:t>
+            </w:r>
+            <w:r>
+              <w:rPr>
+                <w:rFonts w:ascii="微软雅黑" w:hAnsi="微软雅黑" w:eastAsia="微软雅黑"/>
+                <w:sz w:val="19"/>
+              </w:rPr>
+              <w:t>（表格中）</w:t>
             </w:r>
           </w:p>
         </w:tc>
@@ -8016,7 +8580,7 @@
                 <w:rFonts w:ascii="微软雅黑" w:hAnsi="微软雅黑" w:eastAsia="微软雅黑"/>
                 <w:sz w:val="19"/>
               </w:rPr>
-              <w:t>保存日志</w:t>
+              <w:t>发送选中的指令</w:t>
             </w:r>
           </w:p>
         </w:tc>
@@ -8037,7 +8601,14 @@
                 <w:color w:val="B45309"/>
                 <w:sz w:val="19"/>
               </w:rPr>
-              <w:t>Ctrl+B</w:t>
+              <w:t>Enter</w:t>
+            </w:r>
+            <w:r>
+              <w:rPr>
+                <w:rFonts w:ascii="微软雅黑" w:hAnsi="微软雅黑" w:eastAsia="微软雅黑"/>
+                <w:sz w:val="19"/>
+              </w:rPr>
+              <w:t>（发送框中）</w:t>
             </w:r>
           </w:p>
         </w:tc>
@@ -8055,7 +8626,7 @@
                 <w:rFonts w:ascii="微软雅黑" w:hAnsi="微软雅黑" w:eastAsia="微软雅黑"/>
                 <w:sz w:val="19"/>
               </w:rPr>
-              <w:t>收起 / 展开指令表</w:t>
+              <w:t>发送输入框里的内容</w:t>
             </w:r>
           </w:p>
         </w:tc>
@@ -8076,7 +8647,7 @@
                 <w:color w:val="B45309"/>
                 <w:sz w:val="19"/>
               </w:rPr>
-              <w:t>Ctrl+T</w:t>
+              <w:t>空格</w:t>
             </w:r>
           </w:p>
         </w:tc>
@@ -8094,7 +8665,7 @@
                 <w:rFonts w:ascii="微软雅黑" w:hAnsi="微软雅黑" w:eastAsia="微软雅黑"/>
                 <w:sz w:val="19"/>
               </w:rPr>
-              <w:t>切换深色 / 浅色主题</w:t>
+              <w:t>暂停 / 继续接收</w:t>
             </w:r>
           </w:p>
         </w:tc>
@@ -8115,7 +8686,7 @@
                 <w:color w:val="B45309"/>
                 <w:sz w:val="19"/>
               </w:rPr>
-              <w:t>Ctrl+Shift+X</w:t>
+              <w:t>Ctrl+L</w:t>
             </w:r>
           </w:p>
         </w:tc>
@@ -8133,7 +8704,7 @@
                 <w:rFonts w:ascii="微软雅黑" w:hAnsi="微软雅黑" w:eastAsia="微软雅黑"/>
                 <w:sz w:val="19"/>
               </w:rPr>
-              <w:t>停止全部循环发送</w:t>
+              <w:t>清空接收区</w:t>
             </w:r>
           </w:p>
         </w:tc>
@@ -8154,14 +8725,7 @@
                 <w:color w:val="B45309"/>
                 <w:sz w:val="19"/>
               </w:rPr>
-              <w:t>Ctrl</w:t>
-            </w:r>
-            <w:r>
-              <w:rPr>
-                <w:rFonts w:ascii="微软雅黑" w:hAnsi="微软雅黑" w:eastAsia="微软雅黑"/>
-                <w:sz w:val="19"/>
-              </w:rPr>
-              <w:t xml:space="preserve"> + 滚轮</w:t>
+              <w:t>Ctrl+F</w:t>
             </w:r>
           </w:p>
         </w:tc>
@@ -8179,7 +8743,7 @@
                 <w:rFonts w:ascii="微软雅黑" w:hAnsi="微软雅黑" w:eastAsia="微软雅黑"/>
                 <w:sz w:val="19"/>
               </w:rPr>
-              <w:t>缩放接收区字体</w:t>
+              <w:t>在接收区中查找</w:t>
             </w:r>
           </w:p>
         </w:tc>
@@ -8200,22 +8764,7 @@
                 <w:color w:val="B45309"/>
                 <w:sz w:val="19"/>
               </w:rPr>
-              <w:t>Ctrl+=</w:t>
-            </w:r>
-            <w:r>
-              <w:rPr>
-                <w:rFonts w:ascii="微软雅黑" w:hAnsi="微软雅黑" w:eastAsia="微软雅黑"/>
-                <w:sz w:val="19"/>
-              </w:rPr>
-              <w:t xml:space="preserve"> / </w:t>
-            </w:r>
-            <w:r>
-              <w:rPr>
-                <w:rFonts w:ascii="Consolas" w:hAnsi="Consolas" w:eastAsia="Consolas"/>
-                <w:color w:val="B45309"/>
-                <w:sz w:val="19"/>
-              </w:rPr>
-              <w:t>Ctrl+-</w:t>
+              <w:t>Esc</w:t>
             </w:r>
           </w:p>
         </w:tc>
@@ -8233,7 +8782,7 @@
                 <w:rFonts w:ascii="微软雅黑" w:hAnsi="微软雅黑" w:eastAsia="微软雅黑"/>
                 <w:sz w:val="19"/>
               </w:rPr>
-              <w:t>放大 / 缩小字体</w:t>
+              <w:t>关闭查找条</w:t>
             </w:r>
           </w:p>
         </w:tc>
@@ -8254,7 +8803,7 @@
                 <w:color w:val="B45309"/>
                 <w:sz w:val="19"/>
               </w:rPr>
-              <w:t>Ctrl+0</w:t>
+              <w:t>Ctrl+K</w:t>
             </w:r>
           </w:p>
         </w:tc>
@@ -8272,6 +8821,301 @@
                 <w:rFonts w:ascii="微软雅黑" w:hAnsi="微软雅黑" w:eastAsia="微软雅黑"/>
                 <w:sz w:val="19"/>
               </w:rPr>
+              <w:t>跳到手动发送输入框</w:t>
+            </w:r>
+          </w:p>
+        </w:tc>
+      </w:tr>
+      <w:tr>
+        <w:tc>
+          <w:tcPr>
+            <w:tcW w:type="dxa" w:w="4703"/>
+          </w:tcPr>
+          <w:p>
+            <w:pPr>
+              <w:spacing w:after="40" w:line="276" w:lineRule="auto"/>
+            </w:pPr>
+            <w:r/>
+            <w:r>
+              <w:rPr>
+                <w:rFonts w:ascii="Consolas" w:hAnsi="Consolas" w:eastAsia="Consolas"/>
+                <w:color w:val="B45309"/>
+                <w:sz w:val="19"/>
+              </w:rPr>
+              <w:t>Ctrl+S</w:t>
+            </w:r>
+          </w:p>
+        </w:tc>
+        <w:tc>
+          <w:tcPr>
+            <w:tcW w:type="dxa" w:w="4703"/>
+          </w:tcPr>
+          <w:p>
+            <w:pPr>
+              <w:spacing w:after="40" w:line="276" w:lineRule="auto"/>
+            </w:pPr>
+            <w:r/>
+            <w:r>
+              <w:rPr>
+                <w:rFonts w:ascii="微软雅黑" w:hAnsi="微软雅黑" w:eastAsia="微软雅黑"/>
+                <w:sz w:val="19"/>
+              </w:rPr>
+              <w:t>保存日志</w:t>
+            </w:r>
+          </w:p>
+        </w:tc>
+      </w:tr>
+      <w:tr>
+        <w:tc>
+          <w:tcPr>
+            <w:tcW w:type="dxa" w:w="4703"/>
+          </w:tcPr>
+          <w:p>
+            <w:pPr>
+              <w:spacing w:after="40" w:line="276" w:lineRule="auto"/>
+            </w:pPr>
+            <w:r/>
+            <w:r>
+              <w:rPr>
+                <w:rFonts w:ascii="Consolas" w:hAnsi="Consolas" w:eastAsia="Consolas"/>
+                <w:color w:val="B45309"/>
+                <w:sz w:val="19"/>
+              </w:rPr>
+              <w:t>Ctrl+B</w:t>
+            </w:r>
+          </w:p>
+        </w:tc>
+        <w:tc>
+          <w:tcPr>
+            <w:tcW w:type="dxa" w:w="4703"/>
+          </w:tcPr>
+          <w:p>
+            <w:pPr>
+              <w:spacing w:after="40" w:line="276" w:lineRule="auto"/>
+            </w:pPr>
+            <w:r/>
+            <w:r>
+              <w:rPr>
+                <w:rFonts w:ascii="微软雅黑" w:hAnsi="微软雅黑" w:eastAsia="微软雅黑"/>
+                <w:sz w:val="19"/>
+              </w:rPr>
+              <w:t>收起 / 展开指令表</w:t>
+            </w:r>
+          </w:p>
+        </w:tc>
+      </w:tr>
+      <w:tr>
+        <w:tc>
+          <w:tcPr>
+            <w:tcW w:type="dxa" w:w="4703"/>
+          </w:tcPr>
+          <w:p>
+            <w:pPr>
+              <w:spacing w:after="40" w:line="276" w:lineRule="auto"/>
+            </w:pPr>
+            <w:r/>
+            <w:r>
+              <w:rPr>
+                <w:rFonts w:ascii="Consolas" w:hAnsi="Consolas" w:eastAsia="Consolas"/>
+                <w:color w:val="B45309"/>
+                <w:sz w:val="19"/>
+              </w:rPr>
+              <w:t>Ctrl+T</w:t>
+            </w:r>
+          </w:p>
+        </w:tc>
+        <w:tc>
+          <w:tcPr>
+            <w:tcW w:type="dxa" w:w="4703"/>
+          </w:tcPr>
+          <w:p>
+            <w:pPr>
+              <w:spacing w:after="40" w:line="276" w:lineRule="auto"/>
+            </w:pPr>
+            <w:r/>
+            <w:r>
+              <w:rPr>
+                <w:rFonts w:ascii="微软雅黑" w:hAnsi="微软雅黑" w:eastAsia="微软雅黑"/>
+                <w:sz w:val="19"/>
+              </w:rPr>
+              <w:t>切换主题（七套循环）</w:t>
+            </w:r>
+          </w:p>
+        </w:tc>
+      </w:tr>
+      <w:tr>
+        <w:tc>
+          <w:tcPr>
+            <w:tcW w:type="dxa" w:w="4703"/>
+          </w:tcPr>
+          <w:p>
+            <w:pPr>
+              <w:spacing w:after="40" w:line="276" w:lineRule="auto"/>
+            </w:pPr>
+            <w:r/>
+            <w:r>
+              <w:rPr>
+                <w:rFonts w:ascii="Consolas" w:hAnsi="Consolas" w:eastAsia="Consolas"/>
+                <w:color w:val="B45309"/>
+                <w:sz w:val="19"/>
+              </w:rPr>
+              <w:t>Ctrl+Shift+X</w:t>
+            </w:r>
+          </w:p>
+        </w:tc>
+        <w:tc>
+          <w:tcPr>
+            <w:tcW w:type="dxa" w:w="4703"/>
+          </w:tcPr>
+          <w:p>
+            <w:pPr>
+              <w:spacing w:after="40" w:line="276" w:lineRule="auto"/>
+            </w:pPr>
+            <w:r/>
+            <w:r>
+              <w:rPr>
+                <w:rFonts w:ascii="微软雅黑" w:hAnsi="微软雅黑" w:eastAsia="微软雅黑"/>
+                <w:sz w:val="19"/>
+              </w:rPr>
+              <w:t>停止全部循环发送</w:t>
+            </w:r>
+          </w:p>
+        </w:tc>
+      </w:tr>
+      <w:tr>
+        <w:tc>
+          <w:tcPr>
+            <w:tcW w:type="dxa" w:w="4703"/>
+          </w:tcPr>
+          <w:p>
+            <w:pPr>
+              <w:spacing w:after="40" w:line="276" w:lineRule="auto"/>
+            </w:pPr>
+            <w:r/>
+            <w:r>
+              <w:rPr>
+                <w:rFonts w:ascii="Consolas" w:hAnsi="Consolas" w:eastAsia="Consolas"/>
+                <w:color w:val="B45309"/>
+                <w:sz w:val="19"/>
+              </w:rPr>
+              <w:t>Ctrl</w:t>
+            </w:r>
+            <w:r>
+              <w:rPr>
+                <w:rFonts w:ascii="微软雅黑" w:hAnsi="微软雅黑" w:eastAsia="微软雅黑"/>
+                <w:sz w:val="19"/>
+              </w:rPr>
+              <w:t xml:space="preserve"> + 滚轮</w:t>
+            </w:r>
+          </w:p>
+        </w:tc>
+        <w:tc>
+          <w:tcPr>
+            <w:tcW w:type="dxa" w:w="4703"/>
+          </w:tcPr>
+          <w:p>
+            <w:pPr>
+              <w:spacing w:after="40" w:line="276" w:lineRule="auto"/>
+            </w:pPr>
+            <w:r/>
+            <w:r>
+              <w:rPr>
+                <w:rFonts w:ascii="微软雅黑" w:hAnsi="微软雅黑" w:eastAsia="微软雅黑"/>
+                <w:sz w:val="19"/>
+              </w:rPr>
+              <w:t>缩放接收区字体</w:t>
+            </w:r>
+          </w:p>
+        </w:tc>
+      </w:tr>
+      <w:tr>
+        <w:tc>
+          <w:tcPr>
+            <w:tcW w:type="dxa" w:w="4703"/>
+          </w:tcPr>
+          <w:p>
+            <w:pPr>
+              <w:spacing w:after="40" w:line="276" w:lineRule="auto"/>
+            </w:pPr>
+            <w:r/>
+            <w:r>
+              <w:rPr>
+                <w:rFonts w:ascii="Consolas" w:hAnsi="Consolas" w:eastAsia="Consolas"/>
+                <w:color w:val="B45309"/>
+                <w:sz w:val="19"/>
+              </w:rPr>
+              <w:t>Ctrl+=</w:t>
+            </w:r>
+            <w:r>
+              <w:rPr>
+                <w:rFonts w:ascii="微软雅黑" w:hAnsi="微软雅黑" w:eastAsia="微软雅黑"/>
+                <w:sz w:val="19"/>
+              </w:rPr>
+              <w:t xml:space="preserve"> / </w:t>
+            </w:r>
+            <w:r>
+              <w:rPr>
+                <w:rFonts w:ascii="Consolas" w:hAnsi="Consolas" w:eastAsia="Consolas"/>
+                <w:color w:val="B45309"/>
+                <w:sz w:val="19"/>
+              </w:rPr>
+              <w:t>Ctrl+-</w:t>
+            </w:r>
+          </w:p>
+        </w:tc>
+        <w:tc>
+          <w:tcPr>
+            <w:tcW w:type="dxa" w:w="4703"/>
+          </w:tcPr>
+          <w:p>
+            <w:pPr>
+              <w:spacing w:after="40" w:line="276" w:lineRule="auto"/>
+            </w:pPr>
+            <w:r/>
+            <w:r>
+              <w:rPr>
+                <w:rFonts w:ascii="微软雅黑" w:hAnsi="微软雅黑" w:eastAsia="微软雅黑"/>
+                <w:sz w:val="19"/>
+              </w:rPr>
+              <w:t>放大 / 缩小字体</w:t>
+            </w:r>
+          </w:p>
+        </w:tc>
+      </w:tr>
+      <w:tr>
+        <w:tc>
+          <w:tcPr>
+            <w:tcW w:type="dxa" w:w="4703"/>
+          </w:tcPr>
+          <w:p>
+            <w:pPr>
+              <w:spacing w:after="40" w:line="276" w:lineRule="auto"/>
+            </w:pPr>
+            <w:r/>
+            <w:r>
+              <w:rPr>
+                <w:rFonts w:ascii="Consolas" w:hAnsi="Consolas" w:eastAsia="Consolas"/>
+                <w:color w:val="B45309"/>
+                <w:sz w:val="19"/>
+              </w:rPr>
+              <w:t>Ctrl+0</w:t>
+            </w:r>
+          </w:p>
+        </w:tc>
+        <w:tc>
+          <w:tcPr>
+            <w:tcW w:type="dxa" w:w="4703"/>
+          </w:tcPr>
+          <w:p>
+            <w:pPr>
+              <w:spacing w:after="40" w:line="276" w:lineRule="auto"/>
+            </w:pPr>
+            <w:r/>
+            <w:r>
+              <w:rPr>
+                <w:rFonts w:ascii="微软雅黑" w:hAnsi="微软雅黑" w:eastAsia="微软雅黑"/>
+                <w:sz w:val="19"/>
+              </w:rPr>
               <w:t>字体恢复默认</w:t>
             </w:r>
           </w:p>
@@ -8730,15 +9574,30 @@
         <w:rPr>
           <w:rFonts w:ascii="微软雅黑" w:hAnsi="微软雅黑" w:eastAsia="微软雅黑"/>
         </w:rPr>
-        <w:t>点「暂停」冻结显示（数据仍在后台接收），看完再点「继续」。</w:t>
-      </w:r>
-    </w:p>
-    <w:p>
-      <w:r>
-        <w:rPr>
-          <w:rFonts w:ascii="微软雅黑" w:hAnsi="微软雅黑" w:eastAsia="微软雅黑"/>
-        </w:rPr>
-        <w:t>或者关掉「滚动」，往上翻看历史数据。</w:t>
+        <w:t>点「暂停」冻结显示，看完再点「继续」—— 注意</w:t>
+      </w:r>
+      <w:r>
+        <w:rPr>
+          <w:rFonts w:ascii="微软雅黑" w:hAnsi="微软雅黑" w:eastAsia="微软雅黑"/>
+          <w:b/>
+        </w:rPr>
+        <w:t>暂停期间的数据会被丢掉</w:t>
+      </w:r>
+    </w:p>
+    <w:p>
+      <w:r>
+        <w:rPr>
+          <w:rFonts w:ascii="微软雅黑" w:hAnsi="微软雅黑" w:eastAsia="微软雅黑"/>
+        </w:rPr>
+        <w:t>（见 6.7，恢复时提示条会告诉你丢了多少）。</w:t>
+      </w:r>
+    </w:p>
+    <w:p>
+      <w:r>
+        <w:rPr>
+          <w:rFonts w:ascii="微软雅黑" w:hAnsi="微软雅黑" w:eastAsia="微软雅黑"/>
+        </w:rPr>
+        <w:t>不想丢就别暂停，改成关掉「滚动」，然后往上翻看历史数据。</w:t>
       </w:r>
     </w:p>
     <w:p>
@@ -8844,7 +9703,7 @@
         <w:rPr>
           <w:rFonts w:ascii="微软雅黑" w:hAnsi="微软雅黑" w:eastAsia="微软雅黑"/>
         </w:rPr>
-        <w:t>接收区最多保留 5000 行，超出后自动丢弃最旧的</w:t>
+        <w:t>接收区最多保留 20000 行，超出后自动丢弃最旧的</w:t>
       </w:r>
     </w:p>
     <w:p>
@@ -8856,7 +9715,57 @@
         <w:rPr>
           <w:rFonts w:ascii="微软雅黑" w:hAnsi="微软雅黑" w:eastAsia="微软雅黑"/>
         </w:rPr>
-        <w:t>切换 HEX/文本模式时会对历史数据做一次重新渲染，最多处理约 192 KB 的历史数据（超出部分丢弃最旧的）。最坏情况耗时约 600 毫秒</w:t>
+        <w:t>切换 HEX/文本模式时会对历史数据做一次重新渲染，最多处理约 512 KB 的历史数据（超出部分丢弃最旧的）。文本模式约 60 ms，HEX 模式最坏约 600 ms （HEX 一行 16 字节、每行四十来个着色片段，慢在这里）</w:t>
+      </w:r>
+    </w:p>
+    <w:p>
+      <w:pPr>
+        <w:pStyle w:val="ListBullet"/>
+        <w:spacing w:after="40"/>
+      </w:pPr>
+      <w:r>
+        <w:rPr>
+          <w:rFonts w:ascii="微软雅黑" w:hAnsi="微软雅黑" w:eastAsia="微软雅黑"/>
+        </w:rPr>
+        <w:t xml:space="preserve">「保存」的 </w:t>
+      </w:r>
+      <w:r>
+        <w:rPr>
+          <w:rFonts w:ascii="Consolas" w:hAnsi="Consolas" w:eastAsia="Consolas"/>
+          <w:color w:val="B45309"/>
+        </w:rPr>
+        <w:t>.bin</w:t>
+      </w:r>
+      <w:r>
+        <w:rPr>
+          <w:rFonts w:ascii="微软雅黑" w:hAnsi="微软雅黑" w:eastAsia="微软雅黑"/>
+        </w:rPr>
+        <w:t xml:space="preserve"> 原始数据最多留 32 MB（115200 波特率下约 46 分钟），超出后不再往里写；</w:t>
+      </w:r>
+      <w:r>
+        <w:rPr>
+          <w:rFonts w:ascii="Consolas" w:hAnsi="Consolas" w:eastAsia="Consolas"/>
+          <w:color w:val="B45309"/>
+        </w:rPr>
+        <w:t>Ctrl+L</w:t>
+      </w:r>
+      <w:r>
+        <w:rPr>
+          <w:rFonts w:ascii="微软雅黑" w:hAnsi="微软雅黑" w:eastAsia="微软雅黑"/>
+        </w:rPr>
+        <w:t xml:space="preserve"> 清空会连它一起清掉</w:t>
+      </w:r>
+    </w:p>
+    <w:p>
+      <w:pPr>
+        <w:pStyle w:val="ListBullet"/>
+        <w:spacing w:after="40"/>
+      </w:pPr>
+      <w:r>
+        <w:rPr>
+          <w:rFonts w:ascii="微软雅黑" w:hAnsi="微软雅黑" w:eastAsia="微软雅黑"/>
+        </w:rPr>
+        <w:t>暂停期间收到的数据会被丢弃（见 6.7），不是缓冲</w:t>
       </w:r>
     </w:p>
     <w:p>
@@ -9085,6 +9994,81 @@
               </w:rPr>
               <w:t>light</w:t>
             </w:r>
+            <w:r>
+              <w:rPr>
+                <w:rFonts w:ascii="微软雅黑" w:hAnsi="微软雅黑" w:eastAsia="微软雅黑"/>
+                <w:sz w:val="19"/>
+              </w:rPr>
+              <w:t xml:space="preserve"> / </w:t>
+            </w:r>
+            <w:r>
+              <w:rPr>
+                <w:rFonts w:ascii="Consolas" w:hAnsi="Consolas" w:eastAsia="Consolas"/>
+                <w:color w:val="B45309"/>
+                <w:sz w:val="19"/>
+              </w:rPr>
+              <w:t>violet</w:t>
+            </w:r>
+            <w:r>
+              <w:rPr>
+                <w:rFonts w:ascii="微软雅黑" w:hAnsi="微软雅黑" w:eastAsia="微软雅黑"/>
+                <w:sz w:val="19"/>
+              </w:rPr>
+              <w:t xml:space="preserve"> / </w:t>
+            </w:r>
+            <w:r>
+              <w:rPr>
+                <w:rFonts w:ascii="Consolas" w:hAnsi="Consolas" w:eastAsia="Consolas"/>
+                <w:color w:val="B45309"/>
+                <w:sz w:val="19"/>
+              </w:rPr>
+              <w:t>violet_light</w:t>
+            </w:r>
+            <w:r>
+              <w:rPr>
+                <w:rFonts w:ascii="微软雅黑" w:hAnsi="微软雅黑" w:eastAsia="微软雅黑"/>
+                <w:sz w:val="19"/>
+              </w:rPr>
+              <w:t xml:space="preserve"> / </w:t>
+            </w:r>
+            <w:r>
+              <w:rPr>
+                <w:rFonts w:ascii="Consolas" w:hAnsi="Consolas" w:eastAsia="Consolas"/>
+                <w:color w:val="B45309"/>
+                <w:sz w:val="19"/>
+              </w:rPr>
+              <w:t>blue</w:t>
+            </w:r>
+            <w:r>
+              <w:rPr>
+                <w:rFonts w:ascii="微软雅黑" w:hAnsi="微软雅黑" w:eastAsia="微软雅黑"/>
+                <w:sz w:val="19"/>
+              </w:rPr>
+              <w:t xml:space="preserve"> / </w:t>
+            </w:r>
+            <w:r>
+              <w:rPr>
+                <w:rFonts w:ascii="Consolas" w:hAnsi="Consolas" w:eastAsia="Consolas"/>
+                <w:color w:val="B45309"/>
+                <w:sz w:val="19"/>
+              </w:rPr>
+              <w:t>blue_light</w:t>
+            </w:r>
+            <w:r>
+              <w:rPr>
+                <w:rFonts w:ascii="微软雅黑" w:hAnsi="微软雅黑" w:eastAsia="微软雅黑"/>
+                <w:sz w:val="19"/>
+              </w:rPr>
+              <w:t xml:space="preserve"> / </w:t>
+            </w:r>
+            <w:r>
+              <w:rPr>
+                <w:rFonts w:ascii="Consolas" w:hAnsi="Consolas" w:eastAsia="Consolas"/>
+                <w:color w:val="B45309"/>
+                <w:sz w:val="19"/>
+              </w:rPr>
+              <w:t>pink</w:t>
+            </w:r>
           </w:p>
         </w:tc>
         <w:tc>
@@ -9123,7 +10107,7 @@
                 <w:color w:val="B45309"/>
                 <w:sz w:val="19"/>
               </w:rPr>
-              <w:t>connection.port</w:t>
+              <w:t>background.enabled</w:t>
             </w:r>
           </w:p>
         </w:tc>
@@ -9141,7 +10125,7 @@
                 <w:rFonts w:ascii="微软雅黑" w:hAnsi="微软雅黑" w:eastAsia="微软雅黑"/>
                 <w:sz w:val="19"/>
               </w:rPr>
-              <w:t>上次用的串口</w:t>
+              <w:t>是否显示窗口背景图</w:t>
             </w:r>
           </w:p>
         </w:tc>
@@ -9156,10 +10140,11 @@
             <w:r/>
             <w:r>
               <w:rPr>
-                <w:rFonts w:ascii="微软雅黑" w:hAnsi="微软雅黑" w:eastAsia="微软雅黑"/>
-                <w:sz w:val="19"/>
-              </w:rPr>
-              <w:t>空</w:t>
+                <w:rFonts w:ascii="Consolas" w:hAnsi="Consolas" w:eastAsia="Consolas"/>
+                <w:color w:val="B45309"/>
+                <w:sz w:val="19"/>
+              </w:rPr>
+              <w:t>true</w:t>
             </w:r>
           </w:p>
         </w:tc>
@@ -9180,7 +10165,7 @@
                 <w:color w:val="B45309"/>
                 <w:sz w:val="19"/>
               </w:rPr>
-              <w:t>connection.baud</w:t>
+              <w:t>background.image</w:t>
             </w:r>
           </w:p>
         </w:tc>
@@ -9198,7 +10183,15 @@
                 <w:rFonts w:ascii="微软雅黑" w:hAnsi="微软雅黑" w:eastAsia="微软雅黑"/>
                 <w:sz w:val="19"/>
               </w:rPr>
-              <w:t>波特率</w:t>
+              <w:t xml:space="preserve">背景图路径，空 = 用内置的 </w:t>
+            </w:r>
+            <w:r>
+              <w:rPr>
+                <w:rFonts w:ascii="Consolas" w:hAnsi="Consolas" w:eastAsia="Consolas"/>
+                <w:color w:val="B45309"/>
+                <w:sz w:val="19"/>
+              </w:rPr>
+              <w:t>background.png</w:t>
             </w:r>
           </w:p>
         </w:tc>
@@ -9217,7 +10210,7 @@
                 <w:color w:val="B45309"/>
                 <w:sz w:val="19"/>
               </w:rPr>
-              <w:t>115200</w:t>
+              <w:t>""</w:t>
             </w:r>
           </w:p>
         </w:tc>
@@ -9238,7 +10231,7 @@
                 <w:color w:val="B45309"/>
                 <w:sz w:val="19"/>
               </w:rPr>
-              <w:t>receive.display</w:t>
+              <w:t>background.opacity</w:t>
             </w:r>
           </w:p>
         </w:tc>
@@ -9256,30 +10249,7 @@
                 <w:rFonts w:ascii="微软雅黑" w:hAnsi="微软雅黑" w:eastAsia="微软雅黑"/>
                 <w:sz w:val="19"/>
               </w:rPr>
-              <w:t>显示模式：</w:t>
-            </w:r>
-            <w:r>
-              <w:rPr>
-                <w:rFonts w:ascii="Consolas" w:hAnsi="Consolas" w:eastAsia="Consolas"/>
-                <w:color w:val="B45309"/>
-                <w:sz w:val="19"/>
-              </w:rPr>
-              <w:t>text</w:t>
-            </w:r>
-            <w:r>
-              <w:rPr>
-                <w:rFonts w:ascii="微软雅黑" w:hAnsi="微软雅黑" w:eastAsia="微软雅黑"/>
-                <w:sz w:val="19"/>
-              </w:rPr>
-              <w:t xml:space="preserve"> / </w:t>
-            </w:r>
-            <w:r>
-              <w:rPr>
-                <w:rFonts w:ascii="Consolas" w:hAnsi="Consolas" w:eastAsia="Consolas"/>
-                <w:color w:val="B45309"/>
-                <w:sz w:val="19"/>
-              </w:rPr>
-              <w:t>hex</w:t>
+              <w:t>背景图透明度（%）</w:t>
             </w:r>
           </w:p>
         </w:tc>
@@ -9298,7 +10268,7 @@
                 <w:color w:val="B45309"/>
                 <w:sz w:val="19"/>
               </w:rPr>
-              <w:t>text</w:t>
+              <w:t>15</w:t>
             </w:r>
           </w:p>
         </w:tc>
@@ -9319,7 +10289,7 @@
                 <w:color w:val="B45309"/>
                 <w:sz w:val="19"/>
               </w:rPr>
-              <w:t>receive.encoding</w:t>
+              <w:t>connection.port</w:t>
             </w:r>
           </w:p>
         </w:tc>
@@ -9337,7 +10307,7 @@
                 <w:rFonts w:ascii="微软雅黑" w:hAnsi="微软雅黑" w:eastAsia="微软雅黑"/>
                 <w:sz w:val="19"/>
               </w:rPr>
-              <w:t>文本编码</w:t>
+              <w:t>上次用的串口</w:t>
             </w:r>
           </w:p>
         </w:tc>
@@ -9352,11 +10322,10 @@
             <w:r/>
             <w:r>
               <w:rPr>
-                <w:rFonts w:ascii="Consolas" w:hAnsi="Consolas" w:eastAsia="Consolas"/>
-                <w:color w:val="B45309"/>
-                <w:sz w:val="19"/>
-              </w:rPr>
-              <w:t>utf-8</w:t>
+                <w:rFonts w:ascii="微软雅黑" w:hAnsi="微软雅黑" w:eastAsia="微软雅黑"/>
+                <w:sz w:val="19"/>
+              </w:rPr>
+              <w:t>空</w:t>
             </w:r>
           </w:p>
         </w:tc>
@@ -9377,7 +10346,7 @@
                 <w:color w:val="B45309"/>
                 <w:sz w:val="19"/>
               </w:rPr>
-              <w:t>receive.show_timestamp</w:t>
+              <w:t>connection.baud</w:t>
             </w:r>
           </w:p>
         </w:tc>
@@ -9395,7 +10364,7 @@
                 <w:rFonts w:ascii="微软雅黑" w:hAnsi="微软雅黑" w:eastAsia="微软雅黑"/>
                 <w:sz w:val="19"/>
               </w:rPr>
-              <w:t>是否显示时间戳</w:t>
+              <w:t>波特率</w:t>
             </w:r>
           </w:p>
         </w:tc>
@@ -9414,7 +10383,7 @@
                 <w:color w:val="B45309"/>
                 <w:sz w:val="19"/>
               </w:rPr>
-              <w:t>false</w:t>
+              <w:t>115200</w:t>
             </w:r>
           </w:p>
         </w:tc>
@@ -9435,7 +10404,7 @@
                 <w:color w:val="B45309"/>
                 <w:sz w:val="19"/>
               </w:rPr>
-              <w:t>receive.show_send</w:t>
+              <w:t>receive.display</w:t>
             </w:r>
           </w:p>
         </w:tc>
@@ -9453,7 +10422,30 @@
                 <w:rFonts w:ascii="微软雅黑" w:hAnsi="微软雅黑" w:eastAsia="微软雅黑"/>
                 <w:sz w:val="19"/>
               </w:rPr>
-              <w:t>是否回显自己发出的数据</w:t>
+              <w:t>显示模式：</w:t>
+            </w:r>
+            <w:r>
+              <w:rPr>
+                <w:rFonts w:ascii="Consolas" w:hAnsi="Consolas" w:eastAsia="Consolas"/>
+                <w:color w:val="B45309"/>
+                <w:sz w:val="19"/>
+              </w:rPr>
+              <w:t>text</w:t>
+            </w:r>
+            <w:r>
+              <w:rPr>
+                <w:rFonts w:ascii="微软雅黑" w:hAnsi="微软雅黑" w:eastAsia="微软雅黑"/>
+                <w:sz w:val="19"/>
+              </w:rPr>
+              <w:t xml:space="preserve"> / </w:t>
+            </w:r>
+            <w:r>
+              <w:rPr>
+                <w:rFonts w:ascii="Consolas" w:hAnsi="Consolas" w:eastAsia="Consolas"/>
+                <w:color w:val="B45309"/>
+                <w:sz w:val="19"/>
+              </w:rPr>
+              <w:t>hex</w:t>
             </w:r>
           </w:p>
         </w:tc>
@@ -9472,7 +10464,7 @@
                 <w:color w:val="B45309"/>
                 <w:sz w:val="19"/>
               </w:rPr>
-              <w:t>true</w:t>
+              <w:t>text</w:t>
             </w:r>
           </w:p>
         </w:tc>
@@ -9493,7 +10485,7 @@
                 <w:color w:val="B45309"/>
                 <w:sz w:val="19"/>
               </w:rPr>
-              <w:t>receive.autoscroll</w:t>
+              <w:t>receive.encoding</w:t>
             </w:r>
           </w:p>
         </w:tc>
@@ -9511,7 +10503,7 @@
                 <w:rFonts w:ascii="微软雅黑" w:hAnsi="微软雅黑" w:eastAsia="微软雅黑"/>
                 <w:sz w:val="19"/>
               </w:rPr>
-              <w:t>是否自动滚动</w:t>
+              <w:t>文本编码</w:t>
             </w:r>
           </w:p>
         </w:tc>
@@ -9530,7 +10522,7 @@
                 <w:color w:val="B45309"/>
                 <w:sz w:val="19"/>
               </w:rPr>
-              <w:t>true</w:t>
+              <w:t>utf-8</w:t>
             </w:r>
           </w:p>
         </w:tc>
@@ -9551,7 +10543,7 @@
                 <w:color w:val="B45309"/>
                 <w:sz w:val="19"/>
               </w:rPr>
-              <w:t>receive.wrap</w:t>
+              <w:t>receive.show_timestamp</w:t>
             </w:r>
           </w:p>
         </w:tc>
@@ -9569,7 +10561,7 @@
                 <w:rFonts w:ascii="微软雅黑" w:hAnsi="微软雅黑" w:eastAsia="微软雅黑"/>
                 <w:sz w:val="19"/>
               </w:rPr>
-              <w:t>是否自动换行</w:t>
+              <w:t>是否显示时间戳</w:t>
             </w:r>
           </w:p>
         </w:tc>
@@ -9588,7 +10580,7 @@
                 <w:color w:val="B45309"/>
                 <w:sz w:val="19"/>
               </w:rPr>
-              <w:t>true</w:t>
+              <w:t>false</w:t>
             </w:r>
           </w:p>
         </w:tc>
@@ -9609,7 +10601,7 @@
                 <w:color w:val="B45309"/>
                 <w:sz w:val="19"/>
               </w:rPr>
-              <w:t>receive.filter_controls</w:t>
+              <w:t>receive.show_send</w:t>
             </w:r>
           </w:p>
         </w:tc>
@@ -9627,7 +10619,7 @@
                 <w:rFonts w:ascii="微软雅黑" w:hAnsi="微软雅黑" w:eastAsia="微软雅黑"/>
                 <w:sz w:val="19"/>
               </w:rPr>
-              <w:t>是否过滤不可打印字符</w:t>
+              <w:t>是否回显自己发出的数据</w:t>
             </w:r>
           </w:p>
         </w:tc>
@@ -9646,7 +10638,7 @@
                 <w:color w:val="B45309"/>
                 <w:sz w:val="19"/>
               </w:rPr>
-              <w:t>false</w:t>
+              <w:t>true</w:t>
             </w:r>
           </w:p>
         </w:tc>
@@ -9667,7 +10659,7 @@
                 <w:color w:val="B45309"/>
                 <w:sz w:val="19"/>
               </w:rPr>
-              <w:t>receive.font_size</w:t>
+              <w:t>receive.autoscroll</w:t>
             </w:r>
           </w:p>
         </w:tc>
@@ -9685,7 +10677,7 @@
                 <w:rFonts w:ascii="微软雅黑" w:hAnsi="微软雅黑" w:eastAsia="微软雅黑"/>
                 <w:sz w:val="19"/>
               </w:rPr>
-              <w:t>接收区字号（px）</w:t>
+              <w:t>是否自动滚动</w:t>
             </w:r>
           </w:p>
         </w:tc>
@@ -9704,7 +10696,7 @@
                 <w:color w:val="B45309"/>
                 <w:sz w:val="19"/>
               </w:rPr>
-              <w:t>12</w:t>
+              <w:t>true</w:t>
             </w:r>
           </w:p>
         </w:tc>
@@ -9725,7 +10717,7 @@
                 <w:color w:val="B45309"/>
                 <w:sz w:val="19"/>
               </w:rPr>
-              <w:t>receive.max_blocks</w:t>
+              <w:t>receive.wrap</w:t>
             </w:r>
           </w:p>
         </w:tc>
@@ -9743,7 +10735,7 @@
                 <w:rFonts w:ascii="微软雅黑" w:hAnsi="微软雅黑" w:eastAsia="微软雅黑"/>
                 <w:sz w:val="19"/>
               </w:rPr>
-              <w:t>接收区最多保留多少行</w:t>
+              <w:t>是否自动换行</w:t>
             </w:r>
           </w:p>
         </w:tc>
@@ -9762,7 +10754,181 @@
                 <w:color w:val="B45309"/>
                 <w:sz w:val="19"/>
               </w:rPr>
-              <w:t>5000</w:t>
+              <w:t>true</w:t>
+            </w:r>
+          </w:p>
+        </w:tc>
+      </w:tr>
+      <w:tr>
+        <w:tc>
+          <w:tcPr>
+            <w:tcW w:type="dxa" w:w="3135"/>
+          </w:tcPr>
+          <w:p>
+            <w:pPr>
+              <w:spacing w:after="40" w:line="276" w:lineRule="auto"/>
+            </w:pPr>
+            <w:r/>
+            <w:r>
+              <w:rPr>
+                <w:rFonts w:ascii="Consolas" w:hAnsi="Consolas" w:eastAsia="Consolas"/>
+                <w:color w:val="B45309"/>
+                <w:sz w:val="19"/>
+              </w:rPr>
+              <w:t>receive.filter_controls</w:t>
+            </w:r>
+          </w:p>
+        </w:tc>
+        <w:tc>
+          <w:tcPr>
+            <w:tcW w:type="dxa" w:w="3135"/>
+          </w:tcPr>
+          <w:p>
+            <w:pPr>
+              <w:spacing w:after="40" w:line="276" w:lineRule="auto"/>
+            </w:pPr>
+            <w:r/>
+            <w:r>
+              <w:rPr>
+                <w:rFonts w:ascii="微软雅黑" w:hAnsi="微软雅黑" w:eastAsia="微软雅黑"/>
+                <w:sz w:val="19"/>
+              </w:rPr>
+              <w:t>是否过滤不可打印字符</w:t>
+            </w:r>
+          </w:p>
+        </w:tc>
+        <w:tc>
+          <w:tcPr>
+            <w:tcW w:type="dxa" w:w="3135"/>
+          </w:tcPr>
+          <w:p>
+            <w:pPr>
+              <w:spacing w:after="40" w:line="276" w:lineRule="auto"/>
+            </w:pPr>
+            <w:r/>
+            <w:r>
+              <w:rPr>
+                <w:rFonts w:ascii="Consolas" w:hAnsi="Consolas" w:eastAsia="Consolas"/>
+                <w:color w:val="B45309"/>
+                <w:sz w:val="19"/>
+              </w:rPr>
+              <w:t>false</w:t>
+            </w:r>
+          </w:p>
+        </w:tc>
+      </w:tr>
+      <w:tr>
+        <w:tc>
+          <w:tcPr>
+            <w:tcW w:type="dxa" w:w="3135"/>
+          </w:tcPr>
+          <w:p>
+            <w:pPr>
+              <w:spacing w:after="40" w:line="276" w:lineRule="auto"/>
+            </w:pPr>
+            <w:r/>
+            <w:r>
+              <w:rPr>
+                <w:rFonts w:ascii="Consolas" w:hAnsi="Consolas" w:eastAsia="Consolas"/>
+                <w:color w:val="B45309"/>
+                <w:sz w:val="19"/>
+              </w:rPr>
+              <w:t>receive.font_size</w:t>
+            </w:r>
+          </w:p>
+        </w:tc>
+        <w:tc>
+          <w:tcPr>
+            <w:tcW w:type="dxa" w:w="3135"/>
+          </w:tcPr>
+          <w:p>
+            <w:pPr>
+              <w:spacing w:after="40" w:line="276" w:lineRule="auto"/>
+            </w:pPr>
+            <w:r/>
+            <w:r>
+              <w:rPr>
+                <w:rFonts w:ascii="微软雅黑" w:hAnsi="微软雅黑" w:eastAsia="微软雅黑"/>
+                <w:sz w:val="19"/>
+              </w:rPr>
+              <w:t>接收区字号（px）</w:t>
+            </w:r>
+          </w:p>
+        </w:tc>
+        <w:tc>
+          <w:tcPr>
+            <w:tcW w:type="dxa" w:w="3135"/>
+          </w:tcPr>
+          <w:p>
+            <w:pPr>
+              <w:spacing w:after="40" w:line="276" w:lineRule="auto"/>
+            </w:pPr>
+            <w:r/>
+            <w:r>
+              <w:rPr>
+                <w:rFonts w:ascii="Consolas" w:hAnsi="Consolas" w:eastAsia="Consolas"/>
+                <w:color w:val="B45309"/>
+                <w:sz w:val="19"/>
+              </w:rPr>
+              <w:t>12</w:t>
+            </w:r>
+          </w:p>
+        </w:tc>
+      </w:tr>
+      <w:tr>
+        <w:tc>
+          <w:tcPr>
+            <w:tcW w:type="dxa" w:w="3135"/>
+          </w:tcPr>
+          <w:p>
+            <w:pPr>
+              <w:spacing w:after="40" w:line="276" w:lineRule="auto"/>
+            </w:pPr>
+            <w:r/>
+            <w:r>
+              <w:rPr>
+                <w:rFonts w:ascii="Consolas" w:hAnsi="Consolas" w:eastAsia="Consolas"/>
+                <w:color w:val="B45309"/>
+                <w:sz w:val="19"/>
+              </w:rPr>
+              <w:t>receive.max_blocks</w:t>
+            </w:r>
+          </w:p>
+        </w:tc>
+        <w:tc>
+          <w:tcPr>
+            <w:tcW w:type="dxa" w:w="3135"/>
+          </w:tcPr>
+          <w:p>
+            <w:pPr>
+              <w:spacing w:after="40" w:line="276" w:lineRule="auto"/>
+            </w:pPr>
+            <w:r/>
+            <w:r>
+              <w:rPr>
+                <w:rFonts w:ascii="微软雅黑" w:hAnsi="微软雅黑" w:eastAsia="微软雅黑"/>
+                <w:sz w:val="19"/>
+              </w:rPr>
+              <w:t>接收区最多保留多少行</w:t>
+            </w:r>
+          </w:p>
+        </w:tc>
+        <w:tc>
+          <w:tcPr>
+            <w:tcW w:type="dxa" w:w="3135"/>
+          </w:tcPr>
+          <w:p>
+            <w:pPr>
+              <w:spacing w:after="40" w:line="276" w:lineRule="auto"/>
+            </w:pPr>
+            <w:r/>
+            <w:r>
+              <w:rPr>
+                <w:rFonts w:ascii="Consolas" w:hAnsi="Consolas" w:eastAsia="Consolas"/>
+                <w:color w:val="B45309"/>
+                <w:sz w:val="19"/>
+              </w:rPr>
+              <w:t>20000</w:t>
             </w:r>
           </w:p>
         </w:tc>
